--- a/docs/Budgets/NUEVOS PRESUPUESTOS PARA IMPRIMIR/PRESUPUESTO DE CRIO DE OVOCITOS.docx
+++ b/docs/Budgets/NUEVOS PRESUPUESTOS PARA IMPRIMIR/PRESUPUESTO DE CRIO DE OVOCITOS.docx
@@ -60,7 +60,7 @@
         <w:rPr>
           <w:rtl w:val="0"/>
         </w:rPr>
-        <w:t xml:space="preserve">PACIENTE: QUIROZ PINEDO KAREN VANESSA</w:t>
+        <w:t>PACIENTE: Paciente de Ejemplo</w:t>
         <w:tab/>
       </w:r>
     </w:p>
